--- a/Document/강성민/작업일지/강성민_작업일지_80주차.docx
+++ b/Document/강성민/작업일지/강성민_작업일지_80주차.docx
@@ -97,11 +97,6 @@
             <w:tcW w:w="1701" w:type="dxa"/>
           </w:tcPr>
           <w:p>
-            <w:pPr>
-              <w:rPr>
-                <w:rFonts w:hint="eastAsia"/>
-              </w:rPr>
-            </w:pPr>
             <w:r>
               <w:rPr>
                 <w:rFonts w:hint="eastAsia"/>
@@ -218,22 +213,15 @@
           <w:noProof/>
         </w:rPr>
       </w:pPr>
-    </w:p>
-    <w:p>
-      <w:pPr>
-        <w:rPr>
-          <w:noProof/>
-        </w:rPr>
-      </w:pPr>
       <w:r>
         <w:rPr>
           <w:noProof/>
         </w:rPr>
         <w:drawing>
-          <wp:inline distT="0" distB="0" distL="0" distR="0" wp14:anchorId="2AE4604B" wp14:editId="38A31B73">
+          <wp:inline distT="0" distB="0" distL="0" distR="0" wp14:anchorId="377DC7B0" wp14:editId="204E82FA">
             <wp:extent cx="5719445" cy="2812415"/>
             <wp:effectExtent l="0" t="0" r="0" b="6985"/>
-            <wp:docPr id="369901836" name="그림 1"/>
+            <wp:docPr id="247875251" name="그림 1"/>
             <wp:cNvGraphicFramePr>
               <a:graphicFrameLocks xmlns:a="http://schemas.openxmlformats.org/drawingml/2006/main" noChangeAspect="1"/>
             </wp:cNvGraphicFramePr>
@@ -282,6 +270,7 @@
     <w:p>
       <w:pPr>
         <w:rPr>
+          <w:rFonts w:hint="eastAsia"/>
           <w:noProof/>
         </w:rPr>
       </w:pPr>
@@ -290,10 +279,10 @@
           <w:noProof/>
         </w:rPr>
         <w:drawing>
-          <wp:inline distT="0" distB="0" distL="0" distR="0" wp14:anchorId="56DA1572" wp14:editId="2F38FF33">
-            <wp:extent cx="5719445" cy="2984500"/>
-            <wp:effectExtent l="0" t="0" r="0" b="6350"/>
-            <wp:docPr id="1721412937" name="그림 2"/>
+          <wp:inline distT="0" distB="0" distL="0" distR="0" wp14:anchorId="63A4ED07" wp14:editId="64A16FE5">
+            <wp:extent cx="5719445" cy="2820670"/>
+            <wp:effectExtent l="0" t="0" r="0" b="0"/>
+            <wp:docPr id="1524374022" name="그림 4"/>
             <wp:cNvGraphicFramePr>
               <a:graphicFrameLocks xmlns:a="http://schemas.openxmlformats.org/drawingml/2006/main" noChangeAspect="1"/>
             </wp:cNvGraphicFramePr>
@@ -301,7 +290,7 @@
               <a:graphicData uri="http://schemas.openxmlformats.org/drawingml/2006/picture">
                 <pic:pic xmlns:pic="http://schemas.openxmlformats.org/drawingml/2006/picture">
                   <pic:nvPicPr>
-                    <pic:cNvPr id="0" name="Picture 2"/>
+                    <pic:cNvPr id="0" name="Picture 4"/>
                     <pic:cNvPicPr>
                       <a:picLocks noChangeAspect="1" noChangeArrowheads="1"/>
                     </pic:cNvPicPr>
@@ -322,7 +311,7 @@
                   <pic:spPr bwMode="auto">
                     <a:xfrm>
                       <a:off x="0" y="0"/>
-                      <a:ext cx="5719445" cy="2984500"/>
+                      <a:ext cx="5719445" cy="2820670"/>
                     </a:xfrm>
                     <a:prstGeom prst="rect">
                       <a:avLst/>
@@ -342,20 +331,7 @@
     <w:p>
       <w:pPr>
         <w:rPr>
-          <w:noProof/>
-        </w:rPr>
-      </w:pPr>
-    </w:p>
-    <w:p>
-      <w:pPr>
-        <w:rPr>
-          <w:noProof/>
-        </w:rPr>
-      </w:pPr>
-    </w:p>
-    <w:p>
-      <w:pPr>
-        <w:rPr>
+          <w:rFonts w:hint="eastAsia"/>
           <w:noProof/>
         </w:rPr>
       </w:pPr>
@@ -364,12 +340,25 @@
           <w:rFonts w:hint="eastAsia"/>
           <w:noProof/>
         </w:rPr>
+        <w:t>맵 문제 해결 및 전체적인 맵 크기 줄이고 랜드스케이프 수정</w:t>
+      </w:r>
+    </w:p>
+    <w:p>
+      <w:pPr>
+        <w:rPr>
+          <w:noProof/>
+        </w:rPr>
+      </w:pPr>
+      <w:r>
+        <w:rPr>
+          <w:noProof/>
+        </w:rPr>
         <w:lastRenderedPageBreak/>
         <w:drawing>
-          <wp:inline distT="0" distB="0" distL="0" distR="0" wp14:anchorId="0E566A80" wp14:editId="6FC26F51">
-            <wp:extent cx="5727700" cy="1716405"/>
-            <wp:effectExtent l="0" t="0" r="6350" b="0"/>
-            <wp:docPr id="2040028095" name="그림 3"/>
+          <wp:inline distT="0" distB="0" distL="0" distR="0" wp14:anchorId="5E7801B5" wp14:editId="0716B3F7">
+            <wp:extent cx="4295775" cy="1431925"/>
+            <wp:effectExtent l="0" t="0" r="9525" b="0"/>
+            <wp:docPr id="2139225314" name="그림 3"/>
             <wp:cNvGraphicFramePr>
               <a:graphicFrameLocks xmlns:a="http://schemas.openxmlformats.org/drawingml/2006/main" noChangeAspect="1"/>
             </wp:cNvGraphicFramePr>
@@ -383,7 +372,7 @@
                     </pic:cNvPicPr>
                   </pic:nvPicPr>
                   <pic:blipFill>
-                    <a:blip r:embed="rId9" cstate="print">
+                    <a:blip r:embed="rId9">
                       <a:extLst>
                         <a:ext uri="{28A0092B-C50C-407E-A947-70E740481C1C}">
                           <a14:useLocalDpi xmlns:a14="http://schemas.microsoft.com/office/drawing/2010/main" val="0"/>
@@ -398,7 +387,7 @@
                   <pic:spPr bwMode="auto">
                     <a:xfrm>
                       <a:off x="0" y="0"/>
-                      <a:ext cx="5727700" cy="1716405"/>
+                      <a:ext cx="4295775" cy="1431925"/>
                     </a:xfrm>
                     <a:prstGeom prst="rect">
                       <a:avLst/>
@@ -421,23 +410,43 @@
           <w:noProof/>
         </w:rPr>
       </w:pPr>
-    </w:p>
-    <w:p>
-      <w:pPr>
-        <w:rPr>
-          <w:noProof/>
-        </w:rPr>
-      </w:pPr>
       <w:r>
         <w:rPr>
           <w:rFonts w:hint="eastAsia"/>
           <w:noProof/>
         </w:rPr>
+        <w:t>타이틀 화면에서 쓸 배경 이미지 및 타이틀 제작</w:t>
+      </w:r>
+    </w:p>
+    <w:p>
+      <w:pPr>
+        <w:rPr>
+          <w:rFonts w:hint="eastAsia"/>
+        </w:rPr>
+      </w:pPr>
+      <w:r>
+        <w:rPr>
+          <w:rFonts w:hint="eastAsia"/>
+          <w:noProof/>
+        </w:rPr>
+        <w:t>아이콘과 UI용 레터박스 제작</w:t>
+      </w:r>
+    </w:p>
+    <w:p>
+      <w:pPr>
+        <w:rPr>
+          <w:noProof/>
+        </w:rPr>
+      </w:pPr>
+      <w:r>
+        <w:rPr>
+          <w:noProof/>
+        </w:rPr>
         <w:drawing>
-          <wp:inline distT="0" distB="0" distL="0" distR="0" wp14:anchorId="7BE106E0" wp14:editId="1469C5EB">
-            <wp:extent cx="4822190" cy="5770880"/>
-            <wp:effectExtent l="0" t="0" r="0" b="1270"/>
-            <wp:docPr id="2044432291" name="그림 5"/>
+          <wp:inline distT="0" distB="0" distL="0" distR="0" wp14:anchorId="0496037B" wp14:editId="5F93086F">
+            <wp:extent cx="3010619" cy="5467826"/>
+            <wp:effectExtent l="0" t="0" r="0" b="0"/>
+            <wp:docPr id="656541499" name="그림 2"/>
             <wp:cNvGraphicFramePr>
               <a:graphicFrameLocks xmlns:a="http://schemas.openxmlformats.org/drawingml/2006/main" noChangeAspect="1"/>
             </wp:cNvGraphicFramePr>
@@ -445,7 +454,7 @@
               <a:graphicData uri="http://schemas.openxmlformats.org/drawingml/2006/picture">
                 <pic:pic xmlns:pic="http://schemas.openxmlformats.org/drawingml/2006/picture">
                   <pic:nvPicPr>
-                    <pic:cNvPr id="0" name="Picture 5"/>
+                    <pic:cNvPr id="0" name="Picture 2"/>
                     <pic:cNvPicPr>
                       <a:picLocks noChangeAspect="1" noChangeArrowheads="1"/>
                     </pic:cNvPicPr>
@@ -466,7 +475,7 @@
                   <pic:spPr bwMode="auto">
                     <a:xfrm>
                       <a:off x="0" y="0"/>
-                      <a:ext cx="4822190" cy="5770880"/>
+                      <a:ext cx="3020561" cy="5485882"/>
                     </a:xfrm>
                     <a:prstGeom prst="rect">
                       <a:avLst/>
@@ -486,6 +495,7 @@
     <w:p>
       <w:pPr>
         <w:rPr>
+          <w:rFonts w:hint="eastAsia"/>
           <w:noProof/>
         </w:rPr>
       </w:pPr>
@@ -494,110 +504,7 @@
           <w:rFonts w:hint="eastAsia"/>
           <w:noProof/>
         </w:rPr>
-        <w:lastRenderedPageBreak/>
-        <w:drawing>
-          <wp:inline distT="0" distB="0" distL="0" distR="0" wp14:anchorId="561EA504" wp14:editId="74DF050B">
-            <wp:extent cx="4761865" cy="5745480"/>
-            <wp:effectExtent l="0" t="0" r="635" b="7620"/>
-            <wp:docPr id="1997685010" name="그림 7"/>
-            <wp:cNvGraphicFramePr>
-              <a:graphicFrameLocks xmlns:a="http://schemas.openxmlformats.org/drawingml/2006/main" noChangeAspect="1"/>
-            </wp:cNvGraphicFramePr>
-            <a:graphic xmlns:a="http://schemas.openxmlformats.org/drawingml/2006/main">
-              <a:graphicData uri="http://schemas.openxmlformats.org/drawingml/2006/picture">
-                <pic:pic xmlns:pic="http://schemas.openxmlformats.org/drawingml/2006/picture">
-                  <pic:nvPicPr>
-                    <pic:cNvPr id="0" name="Picture 7"/>
-                    <pic:cNvPicPr>
-                      <a:picLocks noChangeAspect="1" noChangeArrowheads="1"/>
-                    </pic:cNvPicPr>
-                  </pic:nvPicPr>
-                  <pic:blipFill>
-                    <a:blip r:embed="rId11">
-                      <a:extLst>
-                        <a:ext uri="{28A0092B-C50C-407E-A947-70E740481C1C}">
-                          <a14:useLocalDpi xmlns:a14="http://schemas.microsoft.com/office/drawing/2010/main" val="0"/>
-                        </a:ext>
-                      </a:extLst>
-                    </a:blip>
-                    <a:srcRect/>
-                    <a:stretch>
-                      <a:fillRect/>
-                    </a:stretch>
-                  </pic:blipFill>
-                  <pic:spPr bwMode="auto">
-                    <a:xfrm>
-                      <a:off x="0" y="0"/>
-                      <a:ext cx="4761865" cy="5745480"/>
-                    </a:xfrm>
-                    <a:prstGeom prst="rect">
-                      <a:avLst/>
-                    </a:prstGeom>
-                    <a:noFill/>
-                    <a:ln>
-                      <a:noFill/>
-                    </a:ln>
-                  </pic:spPr>
-                </pic:pic>
-              </a:graphicData>
-            </a:graphic>
-          </wp:inline>
-        </w:drawing>
-      </w:r>
-      <w:r>
-        <w:rPr>
-          <w:rFonts w:hint="eastAsia"/>
-          <w:noProof/>
-        </w:rPr>
-        <w:lastRenderedPageBreak/>
-        <w:drawing>
-          <wp:inline distT="0" distB="0" distL="0" distR="0" wp14:anchorId="31FE6EE3" wp14:editId="07F0F588">
-            <wp:extent cx="4761865" cy="5745480"/>
-            <wp:effectExtent l="0" t="0" r="635" b="7620"/>
-            <wp:docPr id="80527943" name="그림 6"/>
-            <wp:cNvGraphicFramePr>
-              <a:graphicFrameLocks xmlns:a="http://schemas.openxmlformats.org/drawingml/2006/main" noChangeAspect="1"/>
-            </wp:cNvGraphicFramePr>
-            <a:graphic xmlns:a="http://schemas.openxmlformats.org/drawingml/2006/main">
-              <a:graphicData uri="http://schemas.openxmlformats.org/drawingml/2006/picture">
-                <pic:pic xmlns:pic="http://schemas.openxmlformats.org/drawingml/2006/picture">
-                  <pic:nvPicPr>
-                    <pic:cNvPr id="0" name="Picture 6"/>
-                    <pic:cNvPicPr>
-                      <a:picLocks noChangeAspect="1" noChangeArrowheads="1"/>
-                    </pic:cNvPicPr>
-                  </pic:nvPicPr>
-                  <pic:blipFill>
-                    <a:blip r:embed="rId12">
-                      <a:extLst>
-                        <a:ext uri="{28A0092B-C50C-407E-A947-70E740481C1C}">
-                          <a14:useLocalDpi xmlns:a14="http://schemas.microsoft.com/office/drawing/2010/main" val="0"/>
-                        </a:ext>
-                      </a:extLst>
-                    </a:blip>
-                    <a:srcRect/>
-                    <a:stretch>
-                      <a:fillRect/>
-                    </a:stretch>
-                  </pic:blipFill>
-                  <pic:spPr bwMode="auto">
-                    <a:xfrm>
-                      <a:off x="0" y="0"/>
-                      <a:ext cx="4761865" cy="5745480"/>
-                    </a:xfrm>
-                    <a:prstGeom prst="rect">
-                      <a:avLst/>
-                    </a:prstGeom>
-                    <a:noFill/>
-                    <a:ln>
-                      <a:noFill/>
-                    </a:ln>
-                  </pic:spPr>
-                </pic:pic>
-              </a:graphicData>
-            </a:graphic>
-          </wp:inline>
-        </w:drawing>
+        <w:t>사운드 레퍼런스 수집</w:t>
       </w:r>
     </w:p>
     <w:tbl>
@@ -633,6 +540,7 @@
                 <w:b/>
                 <w:bCs/>
               </w:rPr>
+              <w:lastRenderedPageBreak/>
               <w:t>문제점 정리</w:t>
             </w:r>
           </w:p>
@@ -760,11 +668,6 @@
             <w:tcW w:w="2256" w:type="dxa"/>
           </w:tcPr>
           <w:p>
-            <w:pPr>
-              <w:rPr>
-                <w:rFonts w:hint="eastAsia"/>
-              </w:rPr>
-            </w:pPr>
             <w:r>
               <w:rPr>
                 <w:rFonts w:hint="eastAsia"/>
@@ -937,7 +840,7 @@
     <w:p/>
     <w:p/>
     <w:sectPr>
-      <w:headerReference w:type="default" r:id="rId13"/>
+      <w:headerReference w:type="default" r:id="rId11"/>
       <w:pgSz w:w="11906" w:h="16838"/>
       <w:pgMar w:top="1701" w:right="1440" w:bottom="1440" w:left="1440" w:header="851" w:footer="992" w:gutter="0"/>
       <w:cols w:space="425"/>
@@ -1074,28 +977,48 @@
         <w:bCs/>
       </w:rPr>
     </w:pPr>
+    <w:proofErr w:type="spellStart"/>
     <w:r>
       <w:rPr>
         <w:rFonts w:hint="eastAsia"/>
         <w:b/>
         <w:bCs/>
       </w:rPr>
-      <w:t>팀명:</w:t>
+      <w:t>팀명</w:t>
     </w:r>
-    <w:r>
-      <w:rPr>
-        <w:b/>
-        <w:bCs/>
-      </w:rPr>
-      <w:t xml:space="preserve"> </w:t>
-    </w:r>
+    <w:proofErr w:type="spellEnd"/>
     <w:r>
       <w:rPr>
         <w:rFonts w:hint="eastAsia"/>
         <w:b/>
         <w:bCs/>
       </w:rPr>
-      <w:t>컬트(cult)</w:t>
+      <w:t>:</w:t>
+    </w:r>
+    <w:r>
+      <w:rPr>
+        <w:b/>
+        <w:bCs/>
+      </w:rPr>
+      <w:t xml:space="preserve"> </w:t>
+    </w:r>
+    <w:proofErr w:type="spellStart"/>
+    <w:r>
+      <w:rPr>
+        <w:rFonts w:hint="eastAsia"/>
+        <w:b/>
+        <w:bCs/>
+      </w:rPr>
+      <w:t>컬트</w:t>
+    </w:r>
+    <w:proofErr w:type="spellEnd"/>
+    <w:r>
+      <w:rPr>
+        <w:rFonts w:hint="eastAsia"/>
+        <w:b/>
+        <w:bCs/>
+      </w:rPr>
+      <w:t>(cult)</w:t>
     </w:r>
   </w:p>
 </w:hdr>
